--- a/Zung Jung Web App v0.2 Spec Part 2.docx
+++ b/Zung Jung Web App v0.2 Spec Part 2.docx
@@ -399,19 +399,7 @@
         <w:rPr>
           <w:rFonts w:ascii="Calibri" w:hAnsi="Calibri" w:cs="Calibri"/>
         </w:rPr>
-        <w:t>any possible wall into a serialization in base-36, would require log_36(</w:t>
-      </w:r>
-      <w:r>
-        <w:rPr>
-          <w:rFonts w:ascii="Calibri" w:hAnsi="Calibri" w:cs="Calibri"/>
-        </w:rPr>
-        <w:t>4.33e18</w:t>
-      </w:r>
-      <w:r>
-        <w:rPr>
-          <w:rFonts w:ascii="Calibri" w:hAnsi="Calibri" w:cs="Calibri"/>
-        </w:rPr>
-        <w:t xml:space="preserve">5) or </w:t>
+        <w:t xml:space="preserve">any possible wall into a serialization in base-36, would require log_36(4.33e185) or </w:t>
       </w:r>
       <w:r>
         <w:rPr>
@@ -423,19 +411,7 @@
         <w:rPr>
           <w:rFonts w:ascii="Calibri" w:hAnsi="Calibri" w:cs="Calibri"/>
         </w:rPr>
-        <w:t>log_36(</w:t>
-      </w:r>
-      <w:r>
-        <w:rPr>
-          <w:rFonts w:ascii="Calibri" w:hAnsi="Calibri" w:cs="Calibri"/>
-        </w:rPr>
-        <w:t>6.56e202</w:t>
-      </w:r>
-      <w:r>
-        <w:rPr>
-          <w:rFonts w:ascii="Calibri" w:hAnsi="Calibri" w:cs="Calibri"/>
-        </w:rPr>
-        <w:t xml:space="preserve">) or 131 </w:t>
+        <w:t xml:space="preserve">log_36(6.56e202) or 131 </w:t>
       </w:r>
       <w:r>
         <w:rPr>
@@ -737,13 +713,7 @@
         <w:rPr>
           <w:rFonts w:ascii="Calibri" w:hAnsi="Calibri" w:cs="Calibri"/>
         </w:rPr>
-        <w:t>include the fields “Starting East/South/West/North</w:t>
-      </w:r>
-      <w:r>
-        <w:rPr>
-          <w:rFonts w:ascii="Calibri" w:hAnsi="Calibri" w:cs="Calibri"/>
-        </w:rPr>
-        <w:t xml:space="preserve"> Player Type:” followed by either </w:t>
+        <w:t xml:space="preserve">include the fields “Starting East/South/West/North Player Type:” followed by either </w:t>
       </w:r>
       <w:r>
         <w:rPr>
@@ -755,7 +725,25 @@
         <w:rPr>
           <w:rFonts w:ascii="Calibri" w:hAnsi="Calibri" w:cs="Calibri"/>
         </w:rPr>
-        <w:t>AWAY”, or “USER AWAY”, the last two types being for guests or registered users that left the match early</w:t>
+        <w:t>ABANDONED</w:t>
+      </w:r>
+      <w:r>
+        <w:rPr>
+          <w:rFonts w:ascii="Calibri" w:hAnsi="Calibri" w:cs="Calibri"/>
+        </w:rPr>
+        <w:t xml:space="preserve">”, or “USER </w:t>
+      </w:r>
+      <w:r>
+        <w:rPr>
+          <w:rFonts w:ascii="Calibri" w:hAnsi="Calibri" w:cs="Calibri"/>
+        </w:rPr>
+        <w:t>ABANDONED</w:t>
+      </w:r>
+      <w:r>
+        <w:rPr>
+          <w:rFonts w:ascii="Calibri" w:hAnsi="Calibri" w:cs="Calibri"/>
+        </w:rPr>
+        <w:t>”, the last two types being for guests or registered users that left the match early</w:t>
       </w:r>
     </w:p>
     <w:p>
@@ -773,13 +761,7 @@
         <w:rPr>
           <w:rFonts w:ascii="Calibri" w:hAnsi="Calibri" w:cs="Calibri"/>
         </w:rPr>
-        <w:t xml:space="preserve">Thereafter, </w:t>
-      </w:r>
-      <w:r>
-        <w:rPr>
-          <w:rFonts w:ascii="Calibri" w:hAnsi="Calibri" w:cs="Calibri"/>
-        </w:rPr>
-        <w:t>include the fields “Starting East/South/West/North Final Score:” followed by their final scores at the end of the match</w:t>
+        <w:t>Thereafter, include the fields “Starting East/South/West/North Final Score:” followed by their final scores at the end of the match</w:t>
       </w:r>
     </w:p>
     <w:p>
@@ -929,19 +911,7 @@
         <w:rPr>
           <w:rFonts w:ascii="Calibri" w:hAnsi="Calibri" w:cs="Calibri"/>
         </w:rPr>
-        <w:t xml:space="preserve">displays </w:t>
-      </w:r>
-      <w:r>
-        <w:rPr>
-          <w:rFonts w:ascii="Calibri" w:hAnsi="Calibri" w:cs="Calibri"/>
-        </w:rPr>
-        <w:t>the x2~x6 notation</w:t>
-      </w:r>
-      <w:r>
-        <w:rPr>
-          <w:rFonts w:ascii="Calibri" w:hAnsi="Calibri" w:cs="Calibri"/>
-        </w:rPr>
-        <w:t xml:space="preserve"> for readability</w:t>
+        <w:t>displays the x2~x6 notation for readability</w:t>
       </w:r>
     </w:p>
     <w:p>
@@ -1055,25 +1025,7 @@
         <w:rPr>
           <w:rFonts w:ascii="Calibri" w:hAnsi="Calibri" w:cs="Calibri"/>
         </w:rPr>
-        <w:t xml:space="preserve">“— deal </w:t>
-      </w:r>
-      <w:r>
-        <w:rPr>
-          <w:rFonts w:ascii="Calibri" w:hAnsi="Calibri" w:cs="Calibri"/>
-        </w:rPr>
-        <w:t>—</w:t>
-      </w:r>
-      <w:r>
-        <w:rPr>
-          <w:rFonts w:ascii="Calibri" w:hAnsi="Calibri" w:cs="Calibri"/>
-        </w:rPr>
-        <w:t xml:space="preserve">” should be replaced by </w:t>
-      </w:r>
-      <w:r>
-        <w:rPr>
-          <w:rFonts w:ascii="Calibri" w:hAnsi="Calibri" w:cs="Calibri"/>
-        </w:rPr>
-        <w:t>“— deal</w:t>
+        <w:t>“— deal —” should be replaced by “— deal</w:t>
       </w:r>
       <w:r>
         <w:rPr>
@@ -1091,19 +1043,7 @@
         <w:rPr>
           <w:rFonts w:ascii="Calibri" w:hAnsi="Calibri" w:cs="Calibri"/>
         </w:rPr>
-        <w:t xml:space="preserve"> where </w:t>
-      </w:r>
-      <w:r>
-        <w:rPr>
-          <w:rFonts w:ascii="Calibri" w:hAnsi="Calibri" w:cs="Calibri"/>
-        </w:rPr>
-        <w:t>#############</w:t>
-      </w:r>
-      <w:r>
-        <w:rPr>
-          <w:rFonts w:ascii="Calibri" w:hAnsi="Calibri" w:cs="Calibri"/>
-        </w:rPr>
-        <w:t xml:space="preserve"> is the seed</w:t>
+        <w:t xml:space="preserve"> where ############# is the seed</w:t>
       </w:r>
     </w:p>
     <w:p>
@@ -1609,19 +1549,7 @@
         <w:rPr>
           <w:rFonts w:ascii="Calibri" w:hAnsi="Calibri" w:cs="Calibri"/>
         </w:rPr>
-        <w:t xml:space="preserve">. The second statistic refers to the average </w:t>
-      </w:r>
-      <w:r>
-        <w:rPr>
-          <w:rFonts w:ascii="Calibri" w:hAnsi="Calibri" w:cs="Calibri"/>
-        </w:rPr>
-        <w:t>number of tiles left in the live wall</w:t>
-      </w:r>
-      <w:r>
-        <w:rPr>
-          <w:rFonts w:ascii="Calibri" w:hAnsi="Calibri" w:cs="Calibri"/>
-        </w:rPr>
-        <w:t xml:space="preserve"> counted only among the games where the player has won</w:t>
+        <w:t>. The second statistic refers to the average number of tiles left in the live wall counted only among the games where the player has won</w:t>
       </w:r>
     </w:p>
     <w:p>
@@ -2776,6 +2704,7 @@
   <w:style w:type="character" w:default="1" w:styleId="DefaultParagraphFont">
     <w:name w:val="Default Paragraph Font"/>
     <w:uiPriority w:val="1"/>
+    <w:semiHidden/>
     <w:unhideWhenUsed/>
   </w:style>
   <w:style w:type="table" w:default="1" w:styleId="TableNormal">
